--- a/문서 양식/준비서면_템플릿_docxtpl.docx
+++ b/문서 양식/준비서면_템플릿_docxtpl.docx
@@ -438,7 +438,7 @@
         <w:sz w:val="14"/>
         <w:szCs w:val="14"/>
       </w:rPr>
-      <w:t xml:space="preserve">법무법인 화현 · Codex 에이전트 실습용 가상 사건 양식 [초안] — 대외 제출 금지</w:t>
+      <w:t xml:space="preserve">[초안] — 변호사 검수 전 제출 금지</w:t>
     </w:r>
   </w:p>
 </w:ftr>
